--- a/docs/TZ_SmartRubleAI_GOST34.docx
+++ b/docs/TZ_SmartRubleAI_GOST34.docx
@@ -171,12 +171,19 @@
         <w:gridCol w:w="5953"/>
       </w:tblGrid>
       <w:tr>
+        <w:trPr>
+          <w:cantSplit/>
+          <w:tblHeader/>
+        </w:trPr>
         <w:tc>
           <w:tcPr>
             <w:tcW w:type="dxa" w:w="3118"/>
             <w:shd w:val="clear" w:color="auto" w:fill="D9E2F3"/>
           </w:tcPr>
           <w:p>
+            <w:pPr>
+              <w:keepNext/>
+            </w:pPr>
             <w:r/>
             <w:r>
               <w:rPr>
@@ -193,6 +200,9 @@
             <w:shd w:val="clear" w:color="auto" w:fill="D9E2F3"/>
           </w:tcPr>
           <w:p>
+            <w:pPr>
+              <w:keepNext/>
+            </w:pPr>
             <w:r/>
             <w:r>
               <w:rPr>
@@ -205,12 +215,16 @@
         </w:tc>
       </w:tr>
       <w:tr>
+        <w:trPr>
+          <w:cantSplit/>
+        </w:trPr>
         <w:tc>
           <w:tcPr>
             <w:tcW w:type="dxa" w:w="3118"/>
           </w:tcPr>
           <w:p>
             <w:pPr>
+              <w:keepNext/>
               <w:spacing w:line="264" w:lineRule="auto"/>
             </w:pPr>
             <w:r/>
@@ -228,6 +242,7 @@
           </w:tcPr>
           <w:p>
             <w:pPr>
+              <w:keepNext/>
               <w:spacing w:line="264" w:lineRule="auto"/>
             </w:pPr>
             <w:r/>
@@ -241,12 +256,16 @@
         </w:tc>
       </w:tr>
       <w:tr>
+        <w:trPr>
+          <w:cantSplit/>
+        </w:trPr>
         <w:tc>
           <w:tcPr>
             <w:tcW w:type="dxa" w:w="3118"/>
           </w:tcPr>
           <w:p>
             <w:pPr>
+              <w:keepNext/>
               <w:spacing w:line="264" w:lineRule="auto"/>
             </w:pPr>
             <w:r/>
@@ -264,6 +283,7 @@
           </w:tcPr>
           <w:p>
             <w:pPr>
+              <w:keepNext/>
               <w:spacing w:line="264" w:lineRule="auto"/>
             </w:pPr>
             <w:r/>
@@ -277,12 +297,16 @@
         </w:tc>
       </w:tr>
       <w:tr>
+        <w:trPr>
+          <w:cantSplit/>
+        </w:trPr>
         <w:tc>
           <w:tcPr>
             <w:tcW w:type="dxa" w:w="3118"/>
           </w:tcPr>
           <w:p>
             <w:pPr>
+              <w:keepNext/>
               <w:spacing w:line="264" w:lineRule="auto"/>
             </w:pPr>
             <w:r/>
@@ -300,6 +324,7 @@
           </w:tcPr>
           <w:p>
             <w:pPr>
+              <w:keepNext/>
               <w:spacing w:line="264" w:lineRule="auto"/>
             </w:pPr>
             <w:r/>
@@ -313,12 +338,16 @@
         </w:tc>
       </w:tr>
       <w:tr>
+        <w:trPr>
+          <w:cantSplit/>
+        </w:trPr>
         <w:tc>
           <w:tcPr>
             <w:tcW w:type="dxa" w:w="3118"/>
           </w:tcPr>
           <w:p>
             <w:pPr>
+              <w:keepNext/>
               <w:spacing w:line="264" w:lineRule="auto"/>
             </w:pPr>
             <w:r/>
@@ -336,6 +365,7 @@
           </w:tcPr>
           <w:p>
             <w:pPr>
+              <w:keepNext/>
               <w:spacing w:line="264" w:lineRule="auto"/>
             </w:pPr>
             <w:r/>
@@ -349,12 +379,16 @@
         </w:tc>
       </w:tr>
       <w:tr>
+        <w:trPr>
+          <w:cantSplit/>
+        </w:trPr>
         <w:tc>
           <w:tcPr>
             <w:tcW w:type="dxa" w:w="3118"/>
           </w:tcPr>
           <w:p>
             <w:pPr>
+              <w:keepNext/>
               <w:spacing w:line="264" w:lineRule="auto"/>
             </w:pPr>
             <w:r/>
@@ -372,6 +406,7 @@
           </w:tcPr>
           <w:p>
             <w:pPr>
+              <w:keepNext/>
               <w:spacing w:line="264" w:lineRule="auto"/>
             </w:pPr>
             <w:r/>
@@ -385,12 +420,16 @@
         </w:tc>
       </w:tr>
       <w:tr>
+        <w:trPr>
+          <w:cantSplit/>
+        </w:trPr>
         <w:tc>
           <w:tcPr>
             <w:tcW w:type="dxa" w:w="3118"/>
           </w:tcPr>
           <w:p>
             <w:pPr>
+              <w:keepNext/>
               <w:spacing w:line="264" w:lineRule="auto"/>
             </w:pPr>
             <w:r/>
@@ -408,6 +447,7 @@
           </w:tcPr>
           <w:p>
             <w:pPr>
+              <w:keepNext/>
               <w:spacing w:line="264" w:lineRule="auto"/>
             </w:pPr>
             <w:r/>
@@ -421,6 +461,9 @@
         </w:tc>
       </w:tr>
       <w:tr>
+        <w:trPr>
+          <w:cantSplit/>
+        </w:trPr>
         <w:tc>
           <w:tcPr>
             <w:tcW w:type="dxa" w:w="3118"/>
@@ -552,12 +595,19 @@
         <w:gridCol w:w="2268"/>
       </w:tblGrid>
       <w:tr>
+        <w:trPr>
+          <w:cantSplit/>
+          <w:tblHeader/>
+        </w:trPr>
         <w:tc>
           <w:tcPr>
             <w:tcW w:type="dxa" w:w="3402"/>
             <w:shd w:val="clear" w:color="auto" w:fill="D9E2F3"/>
           </w:tcPr>
           <w:p>
+            <w:pPr>
+              <w:keepNext/>
+            </w:pPr>
             <w:r/>
             <w:r>
               <w:rPr>
@@ -574,6 +624,9 @@
             <w:shd w:val="clear" w:color="auto" w:fill="D9E2F3"/>
           </w:tcPr>
           <w:p>
+            <w:pPr>
+              <w:keepNext/>
+            </w:pPr>
             <w:r/>
             <w:r>
               <w:rPr>
@@ -590,6 +643,9 @@
             <w:shd w:val="clear" w:color="auto" w:fill="D9E2F3"/>
           </w:tcPr>
           <w:p>
+            <w:pPr>
+              <w:keepNext/>
+            </w:pPr>
             <w:r/>
             <w:r>
               <w:rPr>
@@ -602,12 +658,16 @@
         </w:tc>
       </w:tr>
       <w:tr>
+        <w:trPr>
+          <w:cantSplit/>
+        </w:trPr>
         <w:tc>
           <w:tcPr>
             <w:tcW w:type="dxa" w:w="3402"/>
           </w:tcPr>
           <w:p>
             <w:pPr>
+              <w:keepNext/>
               <w:spacing w:line="264" w:lineRule="auto"/>
             </w:pPr>
             <w:r/>
@@ -625,6 +685,7 @@
           </w:tcPr>
           <w:p>
             <w:pPr>
+              <w:keepNext/>
               <w:spacing w:line="264" w:lineRule="auto"/>
             </w:pPr>
             <w:r/>
@@ -642,6 +703,7 @@
           </w:tcPr>
           <w:p>
             <w:pPr>
+              <w:keepNext/>
               <w:spacing w:line="264" w:lineRule="auto"/>
             </w:pPr>
             <w:r/>
@@ -655,12 +717,16 @@
         </w:tc>
       </w:tr>
       <w:tr>
+        <w:trPr>
+          <w:cantSplit/>
+        </w:trPr>
         <w:tc>
           <w:tcPr>
             <w:tcW w:type="dxa" w:w="3402"/>
           </w:tcPr>
           <w:p>
             <w:pPr>
+              <w:keepNext/>
               <w:spacing w:line="264" w:lineRule="auto"/>
             </w:pPr>
             <w:r/>
@@ -678,6 +744,7 @@
           </w:tcPr>
           <w:p>
             <w:pPr>
+              <w:keepNext/>
               <w:spacing w:line="264" w:lineRule="auto"/>
             </w:pPr>
             <w:r/>
@@ -695,6 +762,7 @@
           </w:tcPr>
           <w:p>
             <w:pPr>
+              <w:keepNext/>
               <w:spacing w:line="264" w:lineRule="auto"/>
             </w:pPr>
             <w:r/>
@@ -708,12 +776,16 @@
         </w:tc>
       </w:tr>
       <w:tr>
+        <w:trPr>
+          <w:cantSplit/>
+        </w:trPr>
         <w:tc>
           <w:tcPr>
             <w:tcW w:type="dxa" w:w="3402"/>
           </w:tcPr>
           <w:p>
             <w:pPr>
+              <w:keepNext/>
               <w:spacing w:line="264" w:lineRule="auto"/>
             </w:pPr>
             <w:r/>
@@ -731,6 +803,7 @@
           </w:tcPr>
           <w:p>
             <w:pPr>
+              <w:keepNext/>
               <w:spacing w:line="264" w:lineRule="auto"/>
             </w:pPr>
             <w:r/>
@@ -748,6 +821,7 @@
           </w:tcPr>
           <w:p>
             <w:pPr>
+              <w:keepNext/>
               <w:spacing w:line="264" w:lineRule="auto"/>
             </w:pPr>
             <w:r/>
@@ -761,6 +835,9 @@
         </w:tc>
       </w:tr>
       <w:tr>
+        <w:trPr>
+          <w:cantSplit/>
+        </w:trPr>
         <w:tc>
           <w:tcPr>
             <w:tcW w:type="dxa" w:w="3402"/>
@@ -887,12 +964,19 @@
         <w:gridCol w:w="3402"/>
       </w:tblGrid>
       <w:tr>
+        <w:trPr>
+          <w:cantSplit/>
+          <w:tblHeader/>
+        </w:trPr>
         <w:tc>
           <w:tcPr>
             <w:tcW w:type="dxa" w:w="2154"/>
             <w:shd w:val="clear" w:color="auto" w:fill="D9E2F3"/>
           </w:tcPr>
           <w:p>
+            <w:pPr>
+              <w:keepNext/>
+            </w:pPr>
             <w:r/>
             <w:r>
               <w:rPr>
@@ -909,6 +993,9 @@
             <w:shd w:val="clear" w:color="auto" w:fill="D9E2F3"/>
           </w:tcPr>
           <w:p>
+            <w:pPr>
+              <w:keepNext/>
+            </w:pPr>
             <w:r/>
             <w:r>
               <w:rPr>
@@ -925,6 +1012,9 @@
             <w:shd w:val="clear" w:color="auto" w:fill="D9E2F3"/>
           </w:tcPr>
           <w:p>
+            <w:pPr>
+              <w:keepNext/>
+            </w:pPr>
             <w:r/>
             <w:r>
               <w:rPr>
@@ -937,12 +1027,16 @@
         </w:tc>
       </w:tr>
       <w:tr>
+        <w:trPr>
+          <w:cantSplit/>
+        </w:trPr>
         <w:tc>
           <w:tcPr>
             <w:tcW w:type="dxa" w:w="2154"/>
           </w:tcPr>
           <w:p>
             <w:pPr>
+              <w:keepNext/>
               <w:spacing w:line="264" w:lineRule="auto"/>
             </w:pPr>
             <w:r/>
@@ -960,6 +1054,7 @@
           </w:tcPr>
           <w:p>
             <w:pPr>
+              <w:keepNext/>
               <w:spacing w:line="264" w:lineRule="auto"/>
             </w:pPr>
             <w:r/>
@@ -977,6 +1072,7 @@
           </w:tcPr>
           <w:p>
             <w:pPr>
+              <w:keepNext/>
               <w:spacing w:line="264" w:lineRule="auto"/>
             </w:pPr>
             <w:r/>
@@ -990,12 +1086,16 @@
         </w:tc>
       </w:tr>
       <w:tr>
+        <w:trPr>
+          <w:cantSplit/>
+        </w:trPr>
         <w:tc>
           <w:tcPr>
             <w:tcW w:type="dxa" w:w="2154"/>
           </w:tcPr>
           <w:p>
             <w:pPr>
+              <w:keepNext/>
               <w:spacing w:line="264" w:lineRule="auto"/>
             </w:pPr>
             <w:r/>
@@ -1013,6 +1113,7 @@
           </w:tcPr>
           <w:p>
             <w:pPr>
+              <w:keepNext/>
               <w:spacing w:line="264" w:lineRule="auto"/>
             </w:pPr>
             <w:r/>
@@ -1030,6 +1131,7 @@
           </w:tcPr>
           <w:p>
             <w:pPr>
+              <w:keepNext/>
               <w:spacing w:line="264" w:lineRule="auto"/>
             </w:pPr>
             <w:r/>
@@ -1043,12 +1145,16 @@
         </w:tc>
       </w:tr>
       <w:tr>
+        <w:trPr>
+          <w:cantSplit/>
+        </w:trPr>
         <w:tc>
           <w:tcPr>
             <w:tcW w:type="dxa" w:w="2154"/>
           </w:tcPr>
           <w:p>
             <w:pPr>
+              <w:keepNext/>
               <w:spacing w:line="264" w:lineRule="auto"/>
             </w:pPr>
             <w:r/>
@@ -1066,6 +1172,7 @@
           </w:tcPr>
           <w:p>
             <w:pPr>
+              <w:keepNext/>
               <w:spacing w:line="264" w:lineRule="auto"/>
             </w:pPr>
             <w:r/>
@@ -1083,6 +1190,7 @@
           </w:tcPr>
           <w:p>
             <w:pPr>
+              <w:keepNext/>
               <w:spacing w:line="264" w:lineRule="auto"/>
             </w:pPr>
             <w:r/>
@@ -1096,12 +1204,16 @@
         </w:tc>
       </w:tr>
       <w:tr>
+        <w:trPr>
+          <w:cantSplit/>
+        </w:trPr>
         <w:tc>
           <w:tcPr>
             <w:tcW w:type="dxa" w:w="2154"/>
           </w:tcPr>
           <w:p>
             <w:pPr>
+              <w:keepNext/>
               <w:spacing w:line="264" w:lineRule="auto"/>
             </w:pPr>
             <w:r/>
@@ -1119,6 +1231,7 @@
           </w:tcPr>
           <w:p>
             <w:pPr>
+              <w:keepNext/>
               <w:spacing w:line="264" w:lineRule="auto"/>
             </w:pPr>
             <w:r/>
@@ -1136,6 +1249,7 @@
           </w:tcPr>
           <w:p>
             <w:pPr>
+              <w:keepNext/>
               <w:spacing w:line="264" w:lineRule="auto"/>
             </w:pPr>
             <w:r/>
@@ -1149,12 +1263,16 @@
         </w:tc>
       </w:tr>
       <w:tr>
+        <w:trPr>
+          <w:cantSplit/>
+        </w:trPr>
         <w:tc>
           <w:tcPr>
             <w:tcW w:type="dxa" w:w="2154"/>
           </w:tcPr>
           <w:p>
             <w:pPr>
+              <w:keepNext/>
               <w:spacing w:line="264" w:lineRule="auto"/>
             </w:pPr>
             <w:r/>
@@ -1172,6 +1290,7 @@
           </w:tcPr>
           <w:p>
             <w:pPr>
+              <w:keepNext/>
               <w:spacing w:line="264" w:lineRule="auto"/>
             </w:pPr>
             <w:r/>
@@ -1189,6 +1308,7 @@
           </w:tcPr>
           <w:p>
             <w:pPr>
+              <w:keepNext/>
               <w:spacing w:line="264" w:lineRule="auto"/>
             </w:pPr>
             <w:r/>
@@ -1202,6 +1322,9 @@
         </w:tc>
       </w:tr>
       <w:tr>
+        <w:trPr>
+          <w:cantSplit/>
+        </w:trPr>
         <w:tc>
           <w:tcPr>
             <w:tcW w:type="dxa" w:w="2154"/>
@@ -1279,12 +1402,19 @@
         <w:gridCol w:w="1587"/>
       </w:tblGrid>
       <w:tr>
+        <w:trPr>
+          <w:cantSplit/>
+          <w:tblHeader/>
+        </w:trPr>
         <w:tc>
           <w:tcPr>
             <w:tcW w:type="dxa" w:w="794"/>
             <w:shd w:val="clear" w:color="auto" w:fill="D9E2F3"/>
           </w:tcPr>
           <w:p>
+            <w:pPr>
+              <w:keepNext/>
+            </w:pPr>
             <w:r/>
             <w:r>
               <w:rPr>
@@ -1301,6 +1431,9 @@
             <w:shd w:val="clear" w:color="auto" w:fill="D9E2F3"/>
           </w:tcPr>
           <w:p>
+            <w:pPr>
+              <w:keepNext/>
+            </w:pPr>
             <w:r/>
             <w:r>
               <w:rPr>
@@ -1317,6 +1450,9 @@
             <w:shd w:val="clear" w:color="auto" w:fill="D9E2F3"/>
           </w:tcPr>
           <w:p>
+            <w:pPr>
+              <w:keepNext/>
+            </w:pPr>
             <w:r/>
             <w:r>
               <w:rPr>
@@ -1333,6 +1469,9 @@
             <w:shd w:val="clear" w:color="auto" w:fill="D9E2F3"/>
           </w:tcPr>
           <w:p>
+            <w:pPr>
+              <w:keepNext/>
+            </w:pPr>
             <w:r/>
             <w:r>
               <w:rPr>
@@ -1345,12 +1484,16 @@
         </w:tc>
       </w:tr>
       <w:tr>
+        <w:trPr>
+          <w:cantSplit/>
+        </w:trPr>
         <w:tc>
           <w:tcPr>
             <w:tcW w:type="dxa" w:w="794"/>
           </w:tcPr>
           <w:p>
             <w:pPr>
+              <w:keepNext/>
               <w:spacing w:line="264" w:lineRule="auto"/>
             </w:pPr>
             <w:r/>
@@ -1368,6 +1511,7 @@
           </w:tcPr>
           <w:p>
             <w:pPr>
+              <w:keepNext/>
               <w:spacing w:line="264" w:lineRule="auto"/>
             </w:pPr>
             <w:r/>
@@ -1385,6 +1529,7 @@
           </w:tcPr>
           <w:p>
             <w:pPr>
+              <w:keepNext/>
               <w:spacing w:line="264" w:lineRule="auto"/>
             </w:pPr>
             <w:r/>
@@ -1402,6 +1547,7 @@
           </w:tcPr>
           <w:p>
             <w:pPr>
+              <w:keepNext/>
               <w:spacing w:line="264" w:lineRule="auto"/>
             </w:pPr>
             <w:r/>
@@ -1415,12 +1561,16 @@
         </w:tc>
       </w:tr>
       <w:tr>
+        <w:trPr>
+          <w:cantSplit/>
+        </w:trPr>
         <w:tc>
           <w:tcPr>
             <w:tcW w:type="dxa" w:w="794"/>
           </w:tcPr>
           <w:p>
             <w:pPr>
+              <w:keepNext/>
               <w:spacing w:line="264" w:lineRule="auto"/>
             </w:pPr>
             <w:r/>
@@ -1438,6 +1588,7 @@
           </w:tcPr>
           <w:p>
             <w:pPr>
+              <w:keepNext/>
               <w:spacing w:line="264" w:lineRule="auto"/>
             </w:pPr>
             <w:r/>
@@ -1455,6 +1606,7 @@
           </w:tcPr>
           <w:p>
             <w:pPr>
+              <w:keepNext/>
               <w:spacing w:line="264" w:lineRule="auto"/>
             </w:pPr>
             <w:r/>
@@ -1472,6 +1624,7 @@
           </w:tcPr>
           <w:p>
             <w:pPr>
+              <w:keepNext/>
               <w:spacing w:line="264" w:lineRule="auto"/>
             </w:pPr>
             <w:r/>
@@ -1485,12 +1638,16 @@
         </w:tc>
       </w:tr>
       <w:tr>
+        <w:trPr>
+          <w:cantSplit/>
+        </w:trPr>
         <w:tc>
           <w:tcPr>
             <w:tcW w:type="dxa" w:w="794"/>
           </w:tcPr>
           <w:p>
             <w:pPr>
+              <w:keepNext/>
               <w:spacing w:line="264" w:lineRule="auto"/>
             </w:pPr>
             <w:r/>
@@ -1508,6 +1665,7 @@
           </w:tcPr>
           <w:p>
             <w:pPr>
+              <w:keepNext/>
               <w:spacing w:line="264" w:lineRule="auto"/>
             </w:pPr>
             <w:r/>
@@ -1525,6 +1683,7 @@
           </w:tcPr>
           <w:p>
             <w:pPr>
+              <w:keepNext/>
               <w:spacing w:line="264" w:lineRule="auto"/>
             </w:pPr>
             <w:r/>
@@ -1542,6 +1701,7 @@
           </w:tcPr>
           <w:p>
             <w:pPr>
+              <w:keepNext/>
               <w:spacing w:line="264" w:lineRule="auto"/>
             </w:pPr>
             <w:r/>
@@ -1555,12 +1715,16 @@
         </w:tc>
       </w:tr>
       <w:tr>
+        <w:trPr>
+          <w:cantSplit/>
+        </w:trPr>
         <w:tc>
           <w:tcPr>
             <w:tcW w:type="dxa" w:w="794"/>
           </w:tcPr>
           <w:p>
             <w:pPr>
+              <w:keepNext/>
               <w:spacing w:line="264" w:lineRule="auto"/>
             </w:pPr>
             <w:r/>
@@ -1578,6 +1742,7 @@
           </w:tcPr>
           <w:p>
             <w:pPr>
+              <w:keepNext/>
               <w:spacing w:line="264" w:lineRule="auto"/>
             </w:pPr>
             <w:r/>
@@ -1595,6 +1760,7 @@
           </w:tcPr>
           <w:p>
             <w:pPr>
+              <w:keepNext/>
               <w:spacing w:line="264" w:lineRule="auto"/>
             </w:pPr>
             <w:r/>
@@ -1612,6 +1778,7 @@
           </w:tcPr>
           <w:p>
             <w:pPr>
+              <w:keepNext/>
               <w:spacing w:line="264" w:lineRule="auto"/>
             </w:pPr>
             <w:r/>
@@ -1625,12 +1792,16 @@
         </w:tc>
       </w:tr>
       <w:tr>
+        <w:trPr>
+          <w:cantSplit/>
+        </w:trPr>
         <w:tc>
           <w:tcPr>
             <w:tcW w:type="dxa" w:w="794"/>
           </w:tcPr>
           <w:p>
             <w:pPr>
+              <w:keepNext/>
               <w:spacing w:line="264" w:lineRule="auto"/>
             </w:pPr>
             <w:r/>
@@ -1648,6 +1819,7 @@
           </w:tcPr>
           <w:p>
             <w:pPr>
+              <w:keepNext/>
               <w:spacing w:line="264" w:lineRule="auto"/>
             </w:pPr>
             <w:r/>
@@ -1665,6 +1837,7 @@
           </w:tcPr>
           <w:p>
             <w:pPr>
+              <w:keepNext/>
               <w:spacing w:line="264" w:lineRule="auto"/>
             </w:pPr>
             <w:r/>
@@ -1682,6 +1855,7 @@
           </w:tcPr>
           <w:p>
             <w:pPr>
+              <w:keepNext/>
               <w:spacing w:line="264" w:lineRule="auto"/>
             </w:pPr>
             <w:r/>
@@ -1695,12 +1869,16 @@
         </w:tc>
       </w:tr>
       <w:tr>
+        <w:trPr>
+          <w:cantSplit/>
+        </w:trPr>
         <w:tc>
           <w:tcPr>
             <w:tcW w:type="dxa" w:w="794"/>
           </w:tcPr>
           <w:p>
             <w:pPr>
+              <w:keepNext/>
               <w:spacing w:line="264" w:lineRule="auto"/>
             </w:pPr>
             <w:r/>
@@ -1718,6 +1896,7 @@
           </w:tcPr>
           <w:p>
             <w:pPr>
+              <w:keepNext/>
               <w:spacing w:line="264" w:lineRule="auto"/>
             </w:pPr>
             <w:r/>
@@ -1735,6 +1914,7 @@
           </w:tcPr>
           <w:p>
             <w:pPr>
+              <w:keepNext/>
               <w:spacing w:line="264" w:lineRule="auto"/>
             </w:pPr>
             <w:r/>
@@ -1752,6 +1932,7 @@
           </w:tcPr>
           <w:p>
             <w:pPr>
+              <w:keepNext/>
               <w:spacing w:line="264" w:lineRule="auto"/>
             </w:pPr>
             <w:r/>
@@ -1765,12 +1946,16 @@
         </w:tc>
       </w:tr>
       <w:tr>
+        <w:trPr>
+          <w:cantSplit/>
+        </w:trPr>
         <w:tc>
           <w:tcPr>
             <w:tcW w:type="dxa" w:w="794"/>
           </w:tcPr>
           <w:p>
             <w:pPr>
+              <w:keepNext/>
               <w:spacing w:line="264" w:lineRule="auto"/>
             </w:pPr>
             <w:r/>
@@ -1788,6 +1973,7 @@
           </w:tcPr>
           <w:p>
             <w:pPr>
+              <w:keepNext/>
               <w:spacing w:line="264" w:lineRule="auto"/>
             </w:pPr>
             <w:r/>
@@ -1805,6 +1991,7 @@
           </w:tcPr>
           <w:p>
             <w:pPr>
+              <w:keepNext/>
               <w:spacing w:line="264" w:lineRule="auto"/>
             </w:pPr>
             <w:r/>
@@ -1822,6 +2009,7 @@
           </w:tcPr>
           <w:p>
             <w:pPr>
+              <w:keepNext/>
               <w:spacing w:line="264" w:lineRule="auto"/>
             </w:pPr>
             <w:r/>
@@ -1835,12 +2023,16 @@
         </w:tc>
       </w:tr>
       <w:tr>
+        <w:trPr>
+          <w:cantSplit/>
+        </w:trPr>
         <w:tc>
           <w:tcPr>
             <w:tcW w:type="dxa" w:w="794"/>
           </w:tcPr>
           <w:p>
             <w:pPr>
+              <w:keepNext/>
               <w:spacing w:line="264" w:lineRule="auto"/>
             </w:pPr>
             <w:r/>
@@ -1858,6 +2050,7 @@
           </w:tcPr>
           <w:p>
             <w:pPr>
+              <w:keepNext/>
               <w:spacing w:line="264" w:lineRule="auto"/>
             </w:pPr>
             <w:r/>
@@ -1875,6 +2068,7 @@
           </w:tcPr>
           <w:p>
             <w:pPr>
+              <w:keepNext/>
               <w:spacing w:line="264" w:lineRule="auto"/>
             </w:pPr>
             <w:r/>
@@ -1892,6 +2086,7 @@
           </w:tcPr>
           <w:p>
             <w:pPr>
+              <w:keepNext/>
               <w:spacing w:line="264" w:lineRule="auto"/>
             </w:pPr>
             <w:r/>
@@ -1905,12 +2100,16 @@
         </w:tc>
       </w:tr>
       <w:tr>
+        <w:trPr>
+          <w:cantSplit/>
+        </w:trPr>
         <w:tc>
           <w:tcPr>
             <w:tcW w:type="dxa" w:w="794"/>
           </w:tcPr>
           <w:p>
             <w:pPr>
+              <w:keepNext/>
               <w:spacing w:line="264" w:lineRule="auto"/>
             </w:pPr>
             <w:r/>
@@ -1928,6 +2127,7 @@
           </w:tcPr>
           <w:p>
             <w:pPr>
+              <w:keepNext/>
               <w:spacing w:line="264" w:lineRule="auto"/>
             </w:pPr>
             <w:r/>
@@ -1945,6 +2145,7 @@
           </w:tcPr>
           <w:p>
             <w:pPr>
+              <w:keepNext/>
               <w:spacing w:line="264" w:lineRule="auto"/>
             </w:pPr>
             <w:r/>
@@ -1962,6 +2163,7 @@
           </w:tcPr>
           <w:p>
             <w:pPr>
+              <w:keepNext/>
               <w:spacing w:line="264" w:lineRule="auto"/>
             </w:pPr>
             <w:r/>
@@ -1975,12 +2177,16 @@
         </w:tc>
       </w:tr>
       <w:tr>
+        <w:trPr>
+          <w:cantSplit/>
+        </w:trPr>
         <w:tc>
           <w:tcPr>
             <w:tcW w:type="dxa" w:w="794"/>
           </w:tcPr>
           <w:p>
             <w:pPr>
+              <w:keepNext/>
               <w:spacing w:line="264" w:lineRule="auto"/>
             </w:pPr>
             <w:r/>
@@ -1998,6 +2204,7 @@
           </w:tcPr>
           <w:p>
             <w:pPr>
+              <w:keepNext/>
               <w:spacing w:line="264" w:lineRule="auto"/>
             </w:pPr>
             <w:r/>
@@ -2015,6 +2222,7 @@
           </w:tcPr>
           <w:p>
             <w:pPr>
+              <w:keepNext/>
               <w:spacing w:line="264" w:lineRule="auto"/>
             </w:pPr>
             <w:r/>
@@ -2032,6 +2240,7 @@
           </w:tcPr>
           <w:p>
             <w:pPr>
+              <w:keepNext/>
               <w:spacing w:line="264" w:lineRule="auto"/>
             </w:pPr>
             <w:r/>
@@ -2045,6 +2254,9 @@
         </w:tc>
       </w:tr>
       <w:tr>
+        <w:trPr>
+          <w:cantSplit/>
+        </w:trPr>
         <w:tc>
           <w:tcPr>
             <w:tcW w:type="dxa" w:w="794"/>
@@ -2211,12 +2423,19 @@
         <w:gridCol w:w="1587"/>
       </w:tblGrid>
       <w:tr>
+        <w:trPr>
+          <w:cantSplit/>
+          <w:tblHeader/>
+        </w:trPr>
         <w:tc>
           <w:tcPr>
             <w:tcW w:type="dxa" w:w="2154"/>
             <w:shd w:val="clear" w:color="auto" w:fill="D9E2F3"/>
           </w:tcPr>
           <w:p>
+            <w:pPr>
+              <w:keepNext/>
+            </w:pPr>
             <w:r/>
             <w:r>
               <w:rPr>
@@ -2233,6 +2452,9 @@
             <w:shd w:val="clear" w:color="auto" w:fill="D9E2F3"/>
           </w:tcPr>
           <w:p>
+            <w:pPr>
+              <w:keepNext/>
+            </w:pPr>
             <w:r/>
             <w:r>
               <w:rPr>
@@ -2249,6 +2471,9 @@
             <w:shd w:val="clear" w:color="auto" w:fill="D9E2F3"/>
           </w:tcPr>
           <w:p>
+            <w:pPr>
+              <w:keepNext/>
+            </w:pPr>
             <w:r/>
             <w:r>
               <w:rPr>
@@ -2261,12 +2486,16 @@
         </w:tc>
       </w:tr>
       <w:tr>
+        <w:trPr>
+          <w:cantSplit/>
+        </w:trPr>
         <w:tc>
           <w:tcPr>
             <w:tcW w:type="dxa" w:w="2154"/>
           </w:tcPr>
           <w:p>
             <w:pPr>
+              <w:keepNext/>
               <w:spacing w:line="264" w:lineRule="auto"/>
             </w:pPr>
             <w:r/>
@@ -2284,6 +2513,7 @@
           </w:tcPr>
           <w:p>
             <w:pPr>
+              <w:keepNext/>
               <w:spacing w:line="264" w:lineRule="auto"/>
             </w:pPr>
             <w:r/>
@@ -2301,6 +2531,7 @@
           </w:tcPr>
           <w:p>
             <w:pPr>
+              <w:keepNext/>
               <w:spacing w:line="264" w:lineRule="auto"/>
             </w:pPr>
             <w:r/>
@@ -2314,12 +2545,16 @@
         </w:tc>
       </w:tr>
       <w:tr>
+        <w:trPr>
+          <w:cantSplit/>
+        </w:trPr>
         <w:tc>
           <w:tcPr>
             <w:tcW w:type="dxa" w:w="2154"/>
           </w:tcPr>
           <w:p>
             <w:pPr>
+              <w:keepNext/>
               <w:spacing w:line="264" w:lineRule="auto"/>
             </w:pPr>
             <w:r/>
@@ -2337,6 +2572,7 @@
           </w:tcPr>
           <w:p>
             <w:pPr>
+              <w:keepNext/>
               <w:spacing w:line="264" w:lineRule="auto"/>
             </w:pPr>
             <w:r/>
@@ -2354,6 +2590,7 @@
           </w:tcPr>
           <w:p>
             <w:pPr>
+              <w:keepNext/>
               <w:spacing w:line="264" w:lineRule="auto"/>
             </w:pPr>
             <w:r/>
@@ -2367,6 +2604,9 @@
         </w:tc>
       </w:tr>
       <w:tr>
+        <w:trPr>
+          <w:cantSplit/>
+        </w:trPr>
         <w:tc>
           <w:tcPr>
             <w:tcW w:type="dxa" w:w="2154"/>
@@ -2454,12 +2694,19 @@
         <w:gridCol w:w="3402"/>
       </w:tblGrid>
       <w:tr>
+        <w:trPr>
+          <w:cantSplit/>
+          <w:tblHeader/>
+        </w:trPr>
         <w:tc>
           <w:tcPr>
             <w:tcW w:type="dxa" w:w="5669"/>
             <w:shd w:val="clear" w:color="auto" w:fill="D9E2F3"/>
           </w:tcPr>
           <w:p>
+            <w:pPr>
+              <w:keepNext/>
+            </w:pPr>
             <w:r/>
             <w:r>
               <w:rPr>
@@ -2476,6 +2723,9 @@
             <w:shd w:val="clear" w:color="auto" w:fill="D9E2F3"/>
           </w:tcPr>
           <w:p>
+            <w:pPr>
+              <w:keepNext/>
+            </w:pPr>
             <w:r/>
             <w:r>
               <w:rPr>
@@ -2488,12 +2738,16 @@
         </w:tc>
       </w:tr>
       <w:tr>
+        <w:trPr>
+          <w:cantSplit/>
+        </w:trPr>
         <w:tc>
           <w:tcPr>
             <w:tcW w:type="dxa" w:w="5669"/>
           </w:tcPr>
           <w:p>
             <w:pPr>
+              <w:keepNext/>
               <w:spacing w:line="264" w:lineRule="auto"/>
             </w:pPr>
             <w:r/>
@@ -2511,6 +2765,7 @@
           </w:tcPr>
           <w:p>
             <w:pPr>
+              <w:keepNext/>
               <w:spacing w:line="264" w:lineRule="auto"/>
             </w:pPr>
             <w:r/>
@@ -2524,12 +2779,16 @@
         </w:tc>
       </w:tr>
       <w:tr>
+        <w:trPr>
+          <w:cantSplit/>
+        </w:trPr>
         <w:tc>
           <w:tcPr>
             <w:tcW w:type="dxa" w:w="5669"/>
           </w:tcPr>
           <w:p>
             <w:pPr>
+              <w:keepNext/>
               <w:spacing w:line="264" w:lineRule="auto"/>
             </w:pPr>
             <w:r/>
@@ -2547,6 +2806,7 @@
           </w:tcPr>
           <w:p>
             <w:pPr>
+              <w:keepNext/>
               <w:spacing w:line="264" w:lineRule="auto"/>
             </w:pPr>
             <w:r/>
@@ -2560,12 +2820,16 @@
         </w:tc>
       </w:tr>
       <w:tr>
+        <w:trPr>
+          <w:cantSplit/>
+        </w:trPr>
         <w:tc>
           <w:tcPr>
             <w:tcW w:type="dxa" w:w="5669"/>
           </w:tcPr>
           <w:p>
             <w:pPr>
+              <w:keepNext/>
               <w:spacing w:line="264" w:lineRule="auto"/>
             </w:pPr>
             <w:r/>
@@ -2583,6 +2847,7 @@
           </w:tcPr>
           <w:p>
             <w:pPr>
+              <w:keepNext/>
               <w:spacing w:line="264" w:lineRule="auto"/>
             </w:pPr>
             <w:r/>
@@ -2596,12 +2861,16 @@
         </w:tc>
       </w:tr>
       <w:tr>
+        <w:trPr>
+          <w:cantSplit/>
+        </w:trPr>
         <w:tc>
           <w:tcPr>
             <w:tcW w:type="dxa" w:w="5669"/>
           </w:tcPr>
           <w:p>
             <w:pPr>
+              <w:keepNext/>
               <w:spacing w:line="264" w:lineRule="auto"/>
             </w:pPr>
             <w:r/>
@@ -2619,6 +2888,7 @@
           </w:tcPr>
           <w:p>
             <w:pPr>
+              <w:keepNext/>
               <w:spacing w:line="264" w:lineRule="auto"/>
             </w:pPr>
             <w:r/>
@@ -2632,12 +2902,16 @@
         </w:tc>
       </w:tr>
       <w:tr>
+        <w:trPr>
+          <w:cantSplit/>
+        </w:trPr>
         <w:tc>
           <w:tcPr>
             <w:tcW w:type="dxa" w:w="5669"/>
           </w:tcPr>
           <w:p>
             <w:pPr>
+              <w:keepNext/>
               <w:spacing w:line="264" w:lineRule="auto"/>
             </w:pPr>
             <w:r/>
@@ -2655,6 +2929,7 @@
           </w:tcPr>
           <w:p>
             <w:pPr>
+              <w:keepNext/>
               <w:spacing w:line="264" w:lineRule="auto"/>
             </w:pPr>
             <w:r/>
@@ -2668,12 +2943,16 @@
         </w:tc>
       </w:tr>
       <w:tr>
+        <w:trPr>
+          <w:cantSplit/>
+        </w:trPr>
         <w:tc>
           <w:tcPr>
             <w:tcW w:type="dxa" w:w="5669"/>
           </w:tcPr>
           <w:p>
             <w:pPr>
+              <w:keepNext/>
               <w:spacing w:line="264" w:lineRule="auto"/>
             </w:pPr>
             <w:r/>
@@ -2691,6 +2970,7 @@
           </w:tcPr>
           <w:p>
             <w:pPr>
+              <w:keepNext/>
               <w:spacing w:line="264" w:lineRule="auto"/>
             </w:pPr>
             <w:r/>
@@ -2704,12 +2984,16 @@
         </w:tc>
       </w:tr>
       <w:tr>
+        <w:trPr>
+          <w:cantSplit/>
+        </w:trPr>
         <w:tc>
           <w:tcPr>
             <w:tcW w:type="dxa" w:w="5669"/>
           </w:tcPr>
           <w:p>
             <w:pPr>
+              <w:keepNext/>
               <w:spacing w:line="264" w:lineRule="auto"/>
             </w:pPr>
             <w:r/>
@@ -2727,6 +3011,7 @@
           </w:tcPr>
           <w:p>
             <w:pPr>
+              <w:keepNext/>
               <w:spacing w:line="264" w:lineRule="auto"/>
             </w:pPr>
             <w:r/>
@@ -2740,12 +3025,16 @@
         </w:tc>
       </w:tr>
       <w:tr>
+        <w:trPr>
+          <w:cantSplit/>
+        </w:trPr>
         <w:tc>
           <w:tcPr>
             <w:tcW w:type="dxa" w:w="5669"/>
           </w:tcPr>
           <w:p>
             <w:pPr>
+              <w:keepNext/>
               <w:spacing w:line="264" w:lineRule="auto"/>
             </w:pPr>
             <w:r/>
@@ -2763,6 +3052,7 @@
           </w:tcPr>
           <w:p>
             <w:pPr>
+              <w:keepNext/>
               <w:spacing w:line="264" w:lineRule="auto"/>
             </w:pPr>
             <w:r/>
@@ -2776,6 +3066,9 @@
         </w:tc>
       </w:tr>
       <w:tr>
+        <w:trPr>
+          <w:cantSplit/>
+        </w:trPr>
         <w:tc>
           <w:tcPr>
             <w:tcW w:type="dxa" w:w="5669"/>
